--- a/zht/docx/035.content.docx
+++ b/zht/docx/035.content.docx
@@ -224,54 +224,39 @@
         </w:rPr>
         <w:t>是</w:t>
       </w:r>
-      <w:hyperlink r:id="rId13">
-        <w:r>
-          <w:rPr>
-            <w:lang w:val="zh_TW" w:bidi="zh_TW"/>
-          </w:rPr>
-          <w:rPr>
-            <w:color w:val="0000EE"/>
-            <w:u w:val="single"/>
-          </w:rPr>
-          <w:t>以色列</w:t>
-        </w:r>
-      </w:hyperlink>
+      <w:r>
+        <w:rPr>
+          <w:b/>
+          <w:lang w:val="zh_TW" w:bidi="zh_TW"/>
+        </w:rPr>
+        <w:t>以色列</w:t>
+      </w:r>
       <w:r>
         <w:rPr>
           <w:lang w:val="zh_TW" w:bidi="zh_TW"/>
         </w:rPr>
         <w:t>北部的一個城市。 在新約聖經中，撒馬利亞是以色列一個省的名稱。 撒馬利亞位於</w:t>
       </w:r>
-      <w:hyperlink r:id="rId14">
-        <w:r>
-          <w:rPr>
-            <w:lang w:val="zh_TW" w:bidi="zh_TW"/>
-          </w:rPr>
-          <w:rPr>
-            <w:color w:val="0000EE"/>
-            <w:u w:val="single"/>
-          </w:rPr>
-          <w:t>猶太</w:t>
-        </w:r>
-      </w:hyperlink>
+      <w:r>
+        <w:rPr>
+          <w:b/>
+          <w:lang w:val="zh_TW" w:bidi="zh_TW"/>
+        </w:rPr>
+        <w:t>猶太</w:t>
+      </w:r>
       <w:r>
         <w:rPr>
           <w:lang w:val="zh_TW" w:bidi="zh_TW"/>
         </w:rPr>
         <w:t>省和</w:t>
       </w:r>
-      <w:hyperlink r:id="rId15">
-        <w:r>
-          <w:rPr>
-            <w:lang w:val="zh_TW" w:bidi="zh_TW"/>
-          </w:rPr>
-          <w:rPr>
-            <w:color w:val="0000EE"/>
-            <w:u w:val="single"/>
-          </w:rPr>
-          <w:t>加利利</w:t>
-        </w:r>
-      </w:hyperlink>
+      <w:r>
+        <w:rPr>
+          <w:b/>
+          <w:lang w:val="zh_TW" w:bidi="zh_TW"/>
+        </w:rPr>
+        <w:t>加利利</w:t>
+      </w:r>
       <w:r>
         <w:rPr>
           <w:lang w:val="zh_TW" w:bidi="zh_TW"/>
@@ -319,18 +304,13 @@
         </w:rPr>
         <w:t>在舊約聖經的某個時刻，所羅門王（</w:t>
       </w:r>
-      <w:hyperlink r:id="rId16">
-        <w:r>
-          <w:rPr>
-            <w:lang w:val="zh_TW" w:bidi="zh_TW"/>
-          </w:rPr>
-          <w:rPr>
-            <w:color w:val="0000EE"/>
-            <w:u w:val="single"/>
-          </w:rPr>
-          <w:t>大衞</w:t>
-        </w:r>
-      </w:hyperlink>
+      <w:r>
+        <w:rPr>
+          <w:b/>
+          <w:lang w:val="zh_TW" w:bidi="zh_TW"/>
+        </w:rPr>
+        <w:t>大衞</w:t>
+      </w:r>
       <w:r>
         <w:rPr>
           <w:lang w:val="zh_TW" w:bidi="zh_TW"/>
@@ -393,36 +373,26 @@
         </w:rPr>
         <w:t>因此，許多猶太人回去，再次在猶大定居，並重建那裏的城市。 當他們開始在</w:t>
       </w:r>
-      <w:hyperlink r:id="rId17">
-        <w:r>
-          <w:rPr>
-            <w:lang w:val="zh_TW" w:bidi="zh_TW"/>
-          </w:rPr>
-          <w:rPr>
-            <w:color w:val="0000EE"/>
-            <w:u w:val="single"/>
-          </w:rPr>
-          <w:t>耶路撒冷</w:t>
-        </w:r>
-      </w:hyperlink>
+      <w:r>
+        <w:rPr>
+          <w:b/>
+          <w:lang w:val="zh_TW" w:bidi="zh_TW"/>
+        </w:rPr>
+        <w:t>耶路撒冷</w:t>
+      </w:r>
       <w:r>
         <w:rPr>
           <w:lang w:val="zh_TW" w:bidi="zh_TW"/>
         </w:rPr>
         <w:t>重建</w:t>
       </w:r>
-      <w:hyperlink r:id="rId18">
-        <w:r>
-          <w:rPr>
-            <w:lang w:val="zh_TW" w:bidi="zh_TW"/>
-          </w:rPr>
-          <w:rPr>
-            <w:color w:val="0000EE"/>
-            <w:u w:val="single"/>
-          </w:rPr>
-          <w:t>聖殿</w:t>
-        </w:r>
-      </w:hyperlink>
+      <w:r>
+        <w:rPr>
+          <w:b/>
+          <w:lang w:val="zh_TW" w:bidi="zh_TW"/>
+        </w:rPr>
+        <w:t>聖殿</w:t>
+      </w:r>
       <w:r>
         <w:rPr>
           <w:lang w:val="zh_TW" w:bidi="zh_TW"/>
@@ -456,18 +426,12 @@
         </w:rPr>
         <w:t>，但他們不接受舊約聖經的其它書卷。 他們像猶太人一樣行</w:t>
       </w:r>
-      <w:hyperlink r:id="rId19">
-        <w:r>
-          <w:rPr>
-            <w:lang w:val="zh_TW" w:bidi="zh_TW"/>
-          </w:rPr>
-          <w:rPr>
-            <w:color w:val="0000EE"/>
-            <w:u w:val="single"/>
-          </w:rPr>
-          <w:t>割禮</w:t>
-        </w:r>
-      </w:hyperlink>
+      <w:r>
+        <w:rPr>
+          <w:lang w:val="zh_TW" w:bidi="zh_TW"/>
+        </w:rPr>
+        <w:t>割禮</w:t>
+      </w:r>
       <w:r>
         <w:rPr>
           <w:lang w:val="zh_TW" w:bidi="zh_TW"/>
@@ -502,18 +466,12 @@
         </w:rPr>
         <w:t>在新約聖經時代，羅馬政府統治着撒馬利亞人和猶太人。 就像猶太人一樣，撒馬利亞人也在期待神差遣一位</w:t>
       </w:r>
-      <w:hyperlink r:id="rId20">
-        <w:r>
-          <w:rPr>
-            <w:lang w:val="zh_TW" w:bidi="zh_TW"/>
-          </w:rPr>
-          <w:rPr>
-            <w:color w:val="0000EE"/>
-            <w:u w:val="single"/>
-          </w:rPr>
-          <w:t>救主</w:t>
-        </w:r>
-      </w:hyperlink>
+      <w:r>
+        <w:rPr>
+          <w:lang w:val="zh_TW" w:bidi="zh_TW"/>
+        </w:rPr>
+        <w:t>救主</w:t>
+      </w:r>
       <w:r>
         <w:rPr>
           <w:lang w:val="zh_TW" w:bidi="zh_TW"/>
